--- a/public/bases-word/IS/INVERSIÓN_FISICA/Of_IS_01.docx
+++ b/public/bases-word/IS/INVERSIÓN_FISICA/Of_IS_01.docx
@@ -1,6 +1,6 @@
 
 <file path=word/document.xml><?xml version="1.0" encoding="utf-8"?>
-<w:document xmlns:wpc="http://schemas.microsoft.com/office/word/2010/wordprocessingCanvas" xmlns:cx="http://schemas.microsoft.com/office/drawing/2014/chartex" xmlns:cx1="http://schemas.microsoft.com/office/drawing/2015/9/8/chartex" xmlns:cx2="http://schemas.microsoft.com/office/drawing/2015/10/21/chartex" xmlns:cx3="http://schemas.microsoft.com/office/drawing/2016/5/9/chartex" xmlns:cx4="http://schemas.microsoft.com/office/drawing/2016/5/10/chartex" xmlns:cx5="http://schemas.microsoft.com/office/drawing/2016/5/11/chartex" xmlns:cx6="http://schemas.microsoft.com/office/drawing/2016/5/12/chartex" xmlns:cx7="http://schemas.microsoft.com/office/drawing/2016/5/13/chartex" xmlns:cx8="http://schemas.microsoft.com/office/drawing/2016/5/14/chartex" xmlns:mc="http://schemas.openxmlformats.org/markup-compatibility/2006" xmlns:aink="http://schemas.microsoft.com/office/drawing/2016/ink" xmlns:am3d="http://schemas.microsoft.com/office/drawing/2017/model3d" xmlns:o="urn:schemas-microsoft-com:office:office" xmlns:r="http://schemas.openxmlformats.org/officeDocument/2006/relationships" xmlns:m="http://schemas.openxmlformats.org/officeDocument/2006/math" xmlns:v="urn:schemas-microsoft-com:vml" xmlns:wp14="http://schemas.microsoft.com/office/word/2010/wordprocessingDrawing" xmlns:wp="http://schemas.openxmlformats.org/drawingml/2006/wordprocessingDrawing" xmlns:w10="urn:schemas-microsoft-com:office:word" xmlns:w="http://schemas.openxmlformats.org/wordprocessingml/2006/main" xmlns:w14="http://schemas.microsoft.com/office/word/2010/wordml" xmlns:w15="http://schemas.microsoft.com/office/word/2012/wordml" xmlns:w16cid="http://schemas.microsoft.com/office/word/2016/wordml/cid" xmlns:w16se="http://schemas.microsoft.com/office/word/2015/wordml/symex" xmlns:wpg="http://schemas.microsoft.com/office/word/2010/wordprocessingGroup" xmlns:wpi="http://schemas.microsoft.com/office/word/2010/wordprocessingInk" xmlns:wne="http://schemas.microsoft.com/office/word/2006/wordml" xmlns:wps="http://schemas.microsoft.com/office/word/2010/wordprocessingShape" mc:Ignorable="w14 w15 w16se w16cid wp14">
+<w:document xmlns:wpc="http://schemas.microsoft.com/office/word/2010/wordprocessingCanvas" xmlns:cx="http://schemas.microsoft.com/office/drawing/2014/chartex" xmlns:cx1="http://schemas.microsoft.com/office/drawing/2015/9/8/chartex" xmlns:cx2="http://schemas.microsoft.com/office/drawing/2015/10/21/chartex" xmlns:cx3="http://schemas.microsoft.com/office/drawing/2016/5/9/chartex" xmlns:cx4="http://schemas.microsoft.com/office/drawing/2016/5/10/chartex" xmlns:cx5="http://schemas.microsoft.com/office/drawing/2016/5/11/chartex" xmlns:cx6="http://schemas.microsoft.com/office/drawing/2016/5/12/chartex" xmlns:cx7="http://schemas.microsoft.com/office/drawing/2016/5/13/chartex" xmlns:cx8="http://schemas.microsoft.com/office/drawing/2016/5/14/chartex" xmlns:mc="http://schemas.openxmlformats.org/markup-compatibility/2006" xmlns:aink="http://schemas.microsoft.com/office/drawing/2016/ink" xmlns:am3d="http://schemas.microsoft.com/office/drawing/2017/model3d" xmlns:o="urn:schemas-microsoft-com:office:office" xmlns:oel="http://schemas.microsoft.com/office/2019/extlst" xmlns:r="http://schemas.openxmlformats.org/officeDocument/2006/relationships" xmlns:m="http://schemas.openxmlformats.org/officeDocument/2006/math" xmlns:v="urn:schemas-microsoft-com:vml" xmlns:wp14="http://schemas.microsoft.com/office/word/2010/wordprocessingDrawing" xmlns:wp="http://schemas.openxmlformats.org/drawingml/2006/wordprocessingDrawing" xmlns:w10="urn:schemas-microsoft-com:office:word" xmlns:w="http://schemas.openxmlformats.org/wordprocessingml/2006/main" xmlns:w14="http://schemas.microsoft.com/office/word/2010/wordml" xmlns:w15="http://schemas.microsoft.com/office/word/2012/wordml" xmlns:w16cex="http://schemas.microsoft.com/office/word/2018/wordml/cex" xmlns:w16cid="http://schemas.microsoft.com/office/word/2016/wordml/cid" xmlns:w16="http://schemas.microsoft.com/office/word/2018/wordml" xmlns:w16du="http://schemas.microsoft.com/office/word/2023/wordml/word16du" xmlns:w16sdtdh="http://schemas.microsoft.com/office/word/2020/wordml/sdtdatahash" xmlns:w16sdtfl="http://schemas.microsoft.com/office/word/2024/wordml/sdtformatlock" xmlns:w16se="http://schemas.microsoft.com/office/word/2015/wordml/symex" xmlns:wpg="http://schemas.microsoft.com/office/word/2010/wordprocessingGroup" xmlns:wpi="http://schemas.microsoft.com/office/word/2010/wordprocessingInk" xmlns:wne="http://schemas.microsoft.com/office/word/2006/wordml" xmlns:wps="http://schemas.microsoft.com/office/word/2010/wordprocessingShape" mc:Ignorable="w14 w15 w16se w16cid w16 w16cex w16sdtdh w16sdtfl w16du wp14">
   <w:body>
     <w:p>
       <w:pPr>
@@ -73,27 +73,7 @@
           <w:sz w:val="20"/>
           <w:szCs w:val="20"/>
         </w:rPr>
-        <w:t>${</w:t>
-      </w:r>
-      <w:proofErr w:type="spellStart"/>
-      <w:r>
-        <w:rPr>
-          <w:rFonts w:ascii="Regesto Grotesk" w:eastAsia="Arial" w:hAnsi="Regesto Grotesk" w:cs="Arial"/>
-          <w:b/>
-          <w:sz w:val="20"/>
-          <w:szCs w:val="20"/>
-        </w:rPr>
-        <w:t>remitente_cargo</w:t>
-      </w:r>
-      <w:proofErr w:type="spellEnd"/>
-      <w:r>
-        <w:rPr>
-          <w:rFonts w:ascii="Regesto Grotesk" w:eastAsia="Arial" w:hAnsi="Regesto Grotesk" w:cs="Arial"/>
-          <w:b/>
-          <w:sz w:val="20"/>
-          <w:szCs w:val="20"/>
-        </w:rPr>
-        <w:t>} ${entidad01}</w:t>
+        <w:t>${remitente_cargo} ${entidad01}</w:t>
       </w:r>
     </w:p>
     <w:p>
@@ -117,27 +97,7 @@
           <w:sz w:val="20"/>
           <w:szCs w:val="20"/>
         </w:rPr>
-        <w:t>${</w:t>
-      </w:r>
-      <w:proofErr w:type="spellStart"/>
-      <w:r>
-        <w:rPr>
-          <w:rFonts w:ascii="Regesto Grotesk" w:eastAsia="Arial" w:hAnsi="Regesto Grotesk" w:cs="Arial"/>
-          <w:b/>
-          <w:sz w:val="20"/>
-          <w:szCs w:val="20"/>
-        </w:rPr>
-        <w:t>periodo_gestion</w:t>
-      </w:r>
-      <w:proofErr w:type="spellEnd"/>
-      <w:r>
-        <w:rPr>
-          <w:rFonts w:ascii="Regesto Grotesk" w:eastAsia="Arial" w:hAnsi="Regesto Grotesk" w:cs="Arial"/>
-          <w:b/>
-          <w:sz w:val="20"/>
-          <w:szCs w:val="20"/>
-        </w:rPr>
-        <w:t>}</w:t>
+        <w:t>${periodo_gestion}</w:t>
       </w:r>
     </w:p>
     <w:p>
@@ -168,25 +128,7 @@
           <w:sz w:val="20"/>
           <w:szCs w:val="20"/>
         </w:rPr>
-        <w:t>${</w:t>
-      </w:r>
-      <w:proofErr w:type="spellStart"/>
-      <w:r>
-        <w:rPr>
-          <w:rFonts w:ascii="Regesto Grotesk" w:eastAsia="Arial" w:hAnsi="Regesto Grotesk" w:cs="Arial"/>
-          <w:sz w:val="20"/>
-          <w:szCs w:val="20"/>
-        </w:rPr>
-        <w:t>remitente_domicilio</w:t>
-      </w:r>
-      <w:proofErr w:type="spellEnd"/>
-      <w:r>
-        <w:rPr>
-          <w:rFonts w:ascii="Regesto Grotesk" w:eastAsia="Arial" w:hAnsi="Regesto Grotesk" w:cs="Arial"/>
-          <w:sz w:val="20"/>
-          <w:szCs w:val="20"/>
-        </w:rPr>
-        <w:t>}</w:t>
+        <w:t>${remitente_domicilio}</w:t>
       </w:r>
       <w:r>
         <w:rPr>
@@ -309,9 +251,65 @@
           <w:sz w:val="20"/>
           <w:szCs w:val="20"/>
         </w:rPr>
+        <w:t xml:space="preserve"> ,</w:t>
+      </w:r>
+      <w:r>
+        <w:rPr>
+          <w:rFonts w:ascii="Regesto Grotesk" w:eastAsia="Arial" w:hAnsi="Regesto Grotesk" w:cs="Arial"/>
+          <w:sz w:val="20"/>
+          <w:szCs w:val="20"/>
+        </w:rPr>
+        <w:t>5, 6, 7, 8</w:t>
+      </w:r>
+      <w:r>
+        <w:rPr>
+          <w:rFonts w:ascii="Regesto Grotesk" w:eastAsia="Arial" w:hAnsi="Regesto Grotesk" w:cs="Arial"/>
+          <w:sz w:val="20"/>
+          <w:szCs w:val="20"/>
+        </w:rPr>
+        <w:t xml:space="preserve">, </w:t>
+      </w:r>
+      <w:r>
+        <w:rPr>
+          <w:rFonts w:ascii="Regesto Grotesk" w:eastAsia="Arial" w:hAnsi="Regesto Grotesk" w:cs="Arial"/>
+          <w:sz w:val="20"/>
+          <w:szCs w:val="20"/>
+        </w:rPr>
+        <w:t>9, 21, 42 Bis, 53, 54</w:t>
+      </w:r>
+      <w:r>
+        <w:rPr>
+          <w:rFonts w:ascii="Regesto Grotesk" w:eastAsia="Arial" w:hAnsi="Regesto Grotesk" w:cs="Arial"/>
+          <w:sz w:val="20"/>
+          <w:szCs w:val="20"/>
+        </w:rPr>
         <w:t xml:space="preserve"> </w:t>
       </w:r>
-      <w:bookmarkStart w:id="0" w:name="_GoBack"/>
+      <w:r>
+        <w:rPr>
+          <w:rFonts w:ascii="Regesto Grotesk" w:eastAsia="Arial" w:hAnsi="Regesto Grotesk" w:cs="Arial"/>
+          <w:sz w:val="20"/>
+          <w:szCs w:val="20"/>
+        </w:rPr>
+        <w:t>${siRecomendaciones01}</w:t>
+      </w:r>
+      <w:bookmarkStart w:id="0" w:name="_Hlk95750426"/>
+      <w:r>
+        <w:rPr>
+          <w:rFonts w:ascii="Regesto Grotesk" w:eastAsia="Arial" w:hAnsi="Regesto Grotesk" w:cs="Arial"/>
+          <w:sz w:val="20"/>
+          <w:szCs w:val="20"/>
+        </w:rPr>
+        <w:t xml:space="preserve"> </w:t>
+      </w:r>
+      <w:r>
+        <w:rPr>
+          <w:rFonts w:ascii="Regesto Grotesk" w:eastAsia="Arial" w:hAnsi="Regesto Grotesk" w:cs="Arial"/>
+          <w:sz w:val="20"/>
+          <w:szCs w:val="20"/>
+        </w:rPr>
+        <w:t>de la Ley de Fiscalización Superior del Estado de México</w:t>
+      </w:r>
       <w:bookmarkEnd w:id="0"/>
       <w:r>
         <w:rPr>
@@ -319,15 +317,23 @@
           <w:sz w:val="20"/>
           <w:szCs w:val="20"/>
         </w:rPr>
-        <w:t>,</w:t>
-      </w:r>
-      <w:r>
-        <w:rPr>
-          <w:rFonts w:ascii="Regesto Grotesk" w:eastAsia="Arial" w:hAnsi="Regesto Grotesk" w:cs="Arial"/>
-          <w:sz w:val="20"/>
-          <w:szCs w:val="20"/>
-        </w:rPr>
-        <w:t>5, 6, 7, 8</w:t>
+        <w:t xml:space="preserve">; </w:t>
+      </w:r>
+      <w:r>
+        <w:rPr>
+          <w:rFonts w:ascii="Regesto Grotesk" w:eastAsia="Arial" w:hAnsi="Regesto Grotesk" w:cs="Arial"/>
+          <w:sz w:val="20"/>
+          <w:szCs w:val="20"/>
+        </w:rPr>
+        <w:t xml:space="preserve">3 fracciones XIII Bis </w:t>
+      </w:r>
+      <w:r>
+        <w:rPr>
+          <w:rFonts w:ascii="Regesto Grotesk" w:eastAsia="Arial" w:hAnsi="Regesto Grotesk" w:cs="Arial"/>
+          <w:sz w:val="20"/>
+          <w:szCs w:val="20"/>
+        </w:rPr>
+        <w:t>${siRecomendaciones02}</w:t>
       </w:r>
       <w:r>
         <w:rPr>
@@ -343,7 +349,15 @@
           <w:sz w:val="20"/>
           <w:szCs w:val="20"/>
         </w:rPr>
-        <w:t>9, 21, 42 Bis, 53, 54</w:t>
+        <w:t>4, 6 fracciones III, XVIII</w:t>
+      </w:r>
+      <w:r>
+        <w:rPr>
+          <w:rFonts w:ascii="Regesto Grotesk" w:eastAsia="Arial" w:hAnsi="Regesto Grotesk" w:cs="Arial"/>
+          <w:sz w:val="20"/>
+          <w:szCs w:val="20"/>
+        </w:rPr>
+        <w:t>${siPRAS01}</w:t>
       </w:r>
       <w:r>
         <w:rPr>
@@ -359,9 +373,33 @@
           <w:sz w:val="20"/>
           <w:szCs w:val="20"/>
         </w:rPr>
-        <w:t>${siRecomendaciones01}</w:t>
-      </w:r>
-      <w:bookmarkStart w:id="1" w:name="_Hlk95750426"/>
+        <w:t xml:space="preserve">y XXXVII, </w:t>
+      </w:r>
+      <w:bookmarkStart w:id="1" w:name="_Hlk104995299"/>
+      <w:r>
+        <w:rPr>
+          <w:rFonts w:ascii="Regesto Grotesk" w:eastAsia="Arial" w:hAnsi="Regesto Grotesk" w:cs="Arial"/>
+          <w:sz w:val="20"/>
+          <w:szCs w:val="20"/>
+        </w:rPr>
+        <w:t>23 fracciones V</w:t>
+      </w:r>
+      <w:r>
+        <w:rPr>
+          <w:rFonts w:ascii="Regesto Grotesk" w:eastAsia="Arial" w:hAnsi="Regesto Grotesk" w:cs="Arial"/>
+          <w:sz w:val="20"/>
+          <w:szCs w:val="20"/>
+        </w:rPr>
+        <w:t xml:space="preserve">, </w:t>
+      </w:r>
+      <w:r>
+        <w:rPr>
+          <w:rFonts w:ascii="Regesto Grotesk" w:eastAsia="Arial" w:hAnsi="Regesto Grotesk" w:cs="Arial"/>
+          <w:sz w:val="20"/>
+          <w:szCs w:val="20"/>
+        </w:rPr>
+        <w:t>XIX</w:t>
+      </w:r>
       <w:r>
         <w:rPr>
           <w:rFonts w:ascii="Regesto Grotesk" w:eastAsia="Arial" w:hAnsi="Regesto Grotesk" w:cs="Arial"/>
@@ -376,115 +414,9 @@
           <w:sz w:val="20"/>
           <w:szCs w:val="20"/>
         </w:rPr>
-        <w:t>de la Ley de Fiscalización Superior del Estado de México</w:t>
+        <w:t xml:space="preserve">y XLIV </w:t>
       </w:r>
       <w:bookmarkEnd w:id="1"/>
-      <w:r>
-        <w:rPr>
-          <w:rFonts w:ascii="Regesto Grotesk" w:eastAsia="Arial" w:hAnsi="Regesto Grotesk" w:cs="Arial"/>
-          <w:sz w:val="20"/>
-          <w:szCs w:val="20"/>
-        </w:rPr>
-        <w:t xml:space="preserve">; </w:t>
-      </w:r>
-      <w:r>
-        <w:rPr>
-          <w:rFonts w:ascii="Regesto Grotesk" w:eastAsia="Arial" w:hAnsi="Regesto Grotesk" w:cs="Arial"/>
-          <w:sz w:val="20"/>
-          <w:szCs w:val="20"/>
-        </w:rPr>
-        <w:t xml:space="preserve">3 fracciones XIII Bis </w:t>
-      </w:r>
-      <w:r>
-        <w:rPr>
-          <w:rFonts w:ascii="Regesto Grotesk" w:eastAsia="Arial" w:hAnsi="Regesto Grotesk" w:cs="Arial"/>
-          <w:sz w:val="20"/>
-          <w:szCs w:val="20"/>
-        </w:rPr>
-        <w:t>${siRecomendaciones02}</w:t>
-      </w:r>
-      <w:r>
-        <w:rPr>
-          <w:rFonts w:ascii="Regesto Grotesk" w:eastAsia="Arial" w:hAnsi="Regesto Grotesk" w:cs="Arial"/>
-          <w:sz w:val="20"/>
-          <w:szCs w:val="20"/>
-        </w:rPr>
-        <w:t xml:space="preserve">, </w:t>
-      </w:r>
-      <w:r>
-        <w:rPr>
-          <w:rFonts w:ascii="Regesto Grotesk" w:eastAsia="Arial" w:hAnsi="Regesto Grotesk" w:cs="Arial"/>
-          <w:sz w:val="20"/>
-          <w:szCs w:val="20"/>
-        </w:rPr>
-        <w:t>4, 6 fracciones III, XVIII</w:t>
-      </w:r>
-      <w:r>
-        <w:rPr>
-          <w:rFonts w:ascii="Regesto Grotesk" w:eastAsia="Arial" w:hAnsi="Regesto Grotesk" w:cs="Arial"/>
-          <w:sz w:val="20"/>
-          <w:szCs w:val="20"/>
-        </w:rPr>
-        <w:t>${siPRAS01}</w:t>
-      </w:r>
-      <w:r>
-        <w:rPr>
-          <w:rFonts w:ascii="Regesto Grotesk" w:eastAsia="Arial" w:hAnsi="Regesto Grotesk" w:cs="Arial"/>
-          <w:sz w:val="20"/>
-          <w:szCs w:val="20"/>
-        </w:rPr>
-        <w:t xml:space="preserve"> </w:t>
-      </w:r>
-      <w:r>
-        <w:rPr>
-          <w:rFonts w:ascii="Regesto Grotesk" w:eastAsia="Arial" w:hAnsi="Regesto Grotesk" w:cs="Arial"/>
-          <w:sz w:val="20"/>
-          <w:szCs w:val="20"/>
-        </w:rPr>
-        <w:t xml:space="preserve">y XXXVII, </w:t>
-      </w:r>
-      <w:bookmarkStart w:id="2" w:name="_Hlk104995299"/>
-      <w:r>
-        <w:rPr>
-          <w:rFonts w:ascii="Regesto Grotesk" w:eastAsia="Arial" w:hAnsi="Regesto Grotesk" w:cs="Arial"/>
-          <w:sz w:val="20"/>
-          <w:szCs w:val="20"/>
-        </w:rPr>
-        <w:t>23 fracciones V</w:t>
-      </w:r>
-      <w:r>
-        <w:rPr>
-          <w:rFonts w:ascii="Regesto Grotesk" w:eastAsia="Arial" w:hAnsi="Regesto Grotesk" w:cs="Arial"/>
-          <w:sz w:val="20"/>
-          <w:szCs w:val="20"/>
-        </w:rPr>
-        <w:t xml:space="preserve">, </w:t>
-      </w:r>
-      <w:r>
-        <w:rPr>
-          <w:rFonts w:ascii="Regesto Grotesk" w:eastAsia="Arial" w:hAnsi="Regesto Grotesk" w:cs="Arial"/>
-          <w:sz w:val="20"/>
-          <w:szCs w:val="20"/>
-        </w:rPr>
-        <w:t>XIX</w:t>
-      </w:r>
-      <w:r>
-        <w:rPr>
-          <w:rFonts w:ascii="Regesto Grotesk" w:eastAsia="Arial" w:hAnsi="Regesto Grotesk" w:cs="Arial"/>
-          <w:sz w:val="20"/>
-          <w:szCs w:val="20"/>
-        </w:rPr>
-        <w:t xml:space="preserve"> </w:t>
-      </w:r>
-      <w:r>
-        <w:rPr>
-          <w:rFonts w:ascii="Regesto Grotesk" w:eastAsia="Arial" w:hAnsi="Regesto Grotesk" w:cs="Arial"/>
-          <w:sz w:val="20"/>
-          <w:szCs w:val="20"/>
-        </w:rPr>
-        <w:t xml:space="preserve">y XLIV </w:t>
-      </w:r>
-      <w:bookmarkEnd w:id="2"/>
       <w:r>
         <w:rPr>
           <w:rFonts w:ascii="Regesto Grotesk" w:eastAsia="Arial" w:hAnsi="Regesto Grotesk" w:cs="Arial"/>
@@ -632,25 +564,7 @@
           <w:sz w:val="20"/>
           <w:szCs w:val="20"/>
         </w:rPr>
-        <w:t>${</w:t>
-      </w:r>
-      <w:proofErr w:type="spellStart"/>
-      <w:r>
-        <w:rPr>
-          <w:rFonts w:ascii="Regesto Grotesk" w:eastAsia="Arial" w:hAnsi="Regesto Grotesk" w:cs="Arial"/>
-          <w:sz w:val="20"/>
-          <w:szCs w:val="20"/>
-        </w:rPr>
-        <w:t>siPlazoSegundaEtapa</w:t>
-      </w:r>
-      <w:proofErr w:type="spellEnd"/>
-      <w:r>
-        <w:rPr>
-          <w:rFonts w:ascii="Regesto Grotesk" w:eastAsia="Arial" w:hAnsi="Regesto Grotesk" w:cs="Arial"/>
-          <w:sz w:val="20"/>
-          <w:szCs w:val="20"/>
-        </w:rPr>
-        <w:t>}</w:t>
+        <w:t>${siPlazoSegundaEtapa}</w:t>
       </w:r>
     </w:p>
     <w:p>
@@ -695,9 +609,9 @@
         </w:rPr>
         <w:t>A t e n t a m e n t e</w:t>
       </w:r>
-      <w:bookmarkStart w:id="3" w:name="_Hlk125023043"/>
+      <w:bookmarkStart w:id="2" w:name="_Hlk125023043"/>
     </w:p>
-    <w:bookmarkEnd w:id="3"/>
+    <w:bookmarkEnd w:id="2"/>
     <w:p>
       <w:pPr>
         <w:spacing w:line="276" w:lineRule="auto"/>
@@ -729,7 +643,7 @@
           <w:szCs w:val="20"/>
         </w:rPr>
         <w:lastRenderedPageBreak/>
-        <w:t>Luis Ignacio Sierra Villa</w:t>
+        <w:t>${nT}</w:t>
       </w:r>
     </w:p>
     <w:p>
@@ -809,26 +723,23 @@
           <w:szCs w:val="12"/>
         </w:rPr>
         <w:tab/>
-        <w:t>Elaboró: ${</w:t>
-      </w:r>
-      <w:proofErr w:type="spellStart"/>
-      <w:proofErr w:type="gramStart"/>
+        <w:t>Elaboró: ${inicialesJD}</w:t>
+      </w:r>
       <w:r>
         <w:rPr>
           <w:rFonts w:ascii="Regesto Grotesk" w:hAnsi="Regesto Grotesk"/>
           <w:sz w:val="14"/>
           <w:szCs w:val="12"/>
         </w:rPr>
-        <w:t>inicialesJD</w:t>
-      </w:r>
-      <w:proofErr w:type="spellEnd"/>
+        <w:t xml:space="preserve">                                                            Revisó: ${inicialesLM}/${iniciales</w:t>
+      </w:r>
       <w:r>
         <w:rPr>
           <w:rFonts w:ascii="Regesto Grotesk" w:hAnsi="Regesto Grotesk"/>
           <w:sz w:val="14"/>
           <w:szCs w:val="12"/>
         </w:rPr>
-        <w:t>}</w:t>
+        <w:t>Staff</w:t>
       </w:r>
       <w:r>
         <w:rPr>
@@ -836,78 +747,7 @@
           <w:sz w:val="14"/>
           <w:szCs w:val="12"/>
         </w:rPr>
-        <w:t xml:space="preserve">   </w:t>
-      </w:r>
-      <w:proofErr w:type="gramEnd"/>
-      <w:r>
-        <w:rPr>
-          <w:rFonts w:ascii="Regesto Grotesk" w:hAnsi="Regesto Grotesk"/>
-          <w:sz w:val="14"/>
-          <w:szCs w:val="12"/>
-        </w:rPr>
-        <w:t xml:space="preserve">                                                         Revisó: ${</w:t>
-      </w:r>
-      <w:proofErr w:type="spellStart"/>
-      <w:r>
-        <w:rPr>
-          <w:rFonts w:ascii="Regesto Grotesk" w:hAnsi="Regesto Grotesk"/>
-          <w:sz w:val="14"/>
-          <w:szCs w:val="12"/>
-        </w:rPr>
-        <w:t>inicialesLM</w:t>
-      </w:r>
-      <w:proofErr w:type="spellEnd"/>
-      <w:r>
-        <w:rPr>
-          <w:rFonts w:ascii="Regesto Grotesk" w:hAnsi="Regesto Grotesk"/>
-          <w:sz w:val="14"/>
-          <w:szCs w:val="12"/>
-        </w:rPr>
-        <w:t>}/${</w:t>
-      </w:r>
-      <w:proofErr w:type="spellStart"/>
-      <w:r>
-        <w:rPr>
-          <w:rFonts w:ascii="Regesto Grotesk" w:hAnsi="Regesto Grotesk"/>
-          <w:sz w:val="14"/>
-          <w:szCs w:val="12"/>
-        </w:rPr>
-        <w:t>iniciales</w:t>
-      </w:r>
-      <w:r>
-        <w:rPr>
-          <w:rFonts w:ascii="Regesto Grotesk" w:hAnsi="Regesto Grotesk"/>
-          <w:sz w:val="14"/>
-          <w:szCs w:val="12"/>
-        </w:rPr>
-        <w:t>Staff</w:t>
-      </w:r>
-      <w:proofErr w:type="spellEnd"/>
-      <w:r>
-        <w:rPr>
-          <w:rFonts w:ascii="Regesto Grotesk" w:hAnsi="Regesto Grotesk"/>
-          <w:sz w:val="14"/>
-          <w:szCs w:val="12"/>
-        </w:rPr>
-        <w:t>}                                                                      Validó: ${</w:t>
-      </w:r>
-      <w:proofErr w:type="spellStart"/>
-      <w:r>
-        <w:rPr>
-          <w:rFonts w:ascii="Regesto Grotesk" w:hAnsi="Regesto Grotesk"/>
-          <w:sz w:val="14"/>
-          <w:szCs w:val="12"/>
-        </w:rPr>
-        <w:t>inicialesD</w:t>
-      </w:r>
-      <w:proofErr w:type="spellEnd"/>
-      <w:r>
-        <w:rPr>
-          <w:rFonts w:ascii="Regesto Grotesk" w:hAnsi="Regesto Grotesk"/>
-          <w:sz w:val="14"/>
-          <w:szCs w:val="12"/>
-        </w:rPr>
-        <w:t>}</w:t>
+        <w:t>}                                                                      Validó: ${inicialesD}</w:t>
       </w:r>
     </w:p>
     <w:p>
@@ -935,7 +775,7 @@
 </file>
 
 <file path=word/endnotes.xml><?xml version="1.0" encoding="utf-8"?>
-<w:endnotes xmlns:wpc="http://schemas.microsoft.com/office/word/2010/wordprocessingCanvas" xmlns:cx="http://schemas.microsoft.com/office/drawing/2014/chartex" xmlns:cx1="http://schemas.microsoft.com/office/drawing/2015/9/8/chartex" xmlns:cx2="http://schemas.microsoft.com/office/drawing/2015/10/21/chartex" xmlns:cx3="http://schemas.microsoft.com/office/drawing/2016/5/9/chartex" xmlns:cx4="http://schemas.microsoft.com/office/drawing/2016/5/10/chartex" xmlns:cx5="http://schemas.microsoft.com/office/drawing/2016/5/11/chartex" xmlns:cx6="http://schemas.microsoft.com/office/drawing/2016/5/12/chartex" xmlns:cx7="http://schemas.microsoft.com/office/drawing/2016/5/13/chartex" xmlns:cx8="http://schemas.microsoft.com/office/drawing/2016/5/14/chartex" xmlns:mc="http://schemas.openxmlformats.org/markup-compatibility/2006" xmlns:aink="http://schemas.microsoft.com/office/drawing/2016/ink" xmlns:am3d="http://schemas.microsoft.com/office/drawing/2017/model3d" xmlns:o="urn:schemas-microsoft-com:office:office" xmlns:r="http://schemas.openxmlformats.org/officeDocument/2006/relationships" xmlns:m="http://schemas.openxmlformats.org/officeDocument/2006/math" xmlns:v="urn:schemas-microsoft-com:vml" xmlns:wp14="http://schemas.microsoft.com/office/word/2010/wordprocessingDrawing" xmlns:wp="http://schemas.openxmlformats.org/drawingml/2006/wordprocessingDrawing" xmlns:w10="urn:schemas-microsoft-com:office:word" xmlns:w="http://schemas.openxmlformats.org/wordprocessingml/2006/main" xmlns:w14="http://schemas.microsoft.com/office/word/2010/wordml" xmlns:w15="http://schemas.microsoft.com/office/word/2012/wordml" xmlns:w16cid="http://schemas.microsoft.com/office/word/2016/wordml/cid" xmlns:w16se="http://schemas.microsoft.com/office/word/2015/wordml/symex" xmlns:wpg="http://schemas.microsoft.com/office/word/2010/wordprocessingGroup" xmlns:wpi="http://schemas.microsoft.com/office/word/2010/wordprocessingInk" xmlns:wne="http://schemas.microsoft.com/office/word/2006/wordml" xmlns:wps="http://schemas.microsoft.com/office/word/2010/wordprocessingShape" mc:Ignorable="w14 w15 w16se w16cid wp14">
+<w:endnotes xmlns:wpc="http://schemas.microsoft.com/office/word/2010/wordprocessingCanvas" xmlns:cx="http://schemas.microsoft.com/office/drawing/2014/chartex" xmlns:cx1="http://schemas.microsoft.com/office/drawing/2015/9/8/chartex" xmlns:cx2="http://schemas.microsoft.com/office/drawing/2015/10/21/chartex" xmlns:cx3="http://schemas.microsoft.com/office/drawing/2016/5/9/chartex" xmlns:cx4="http://schemas.microsoft.com/office/drawing/2016/5/10/chartex" xmlns:cx5="http://schemas.microsoft.com/office/drawing/2016/5/11/chartex" xmlns:cx6="http://schemas.microsoft.com/office/drawing/2016/5/12/chartex" xmlns:cx7="http://schemas.microsoft.com/office/drawing/2016/5/13/chartex" xmlns:cx8="http://schemas.microsoft.com/office/drawing/2016/5/14/chartex" xmlns:mc="http://schemas.openxmlformats.org/markup-compatibility/2006" xmlns:aink="http://schemas.microsoft.com/office/drawing/2016/ink" xmlns:am3d="http://schemas.microsoft.com/office/drawing/2017/model3d" xmlns:o="urn:schemas-microsoft-com:office:office" xmlns:oel="http://schemas.microsoft.com/office/2019/extlst" xmlns:r="http://schemas.openxmlformats.org/officeDocument/2006/relationships" xmlns:m="http://schemas.openxmlformats.org/officeDocument/2006/math" xmlns:v="urn:schemas-microsoft-com:vml" xmlns:wp14="http://schemas.microsoft.com/office/word/2010/wordprocessingDrawing" xmlns:wp="http://schemas.openxmlformats.org/drawingml/2006/wordprocessingDrawing" xmlns:w10="urn:schemas-microsoft-com:office:word" xmlns:w="http://schemas.openxmlformats.org/wordprocessingml/2006/main" xmlns:w14="http://schemas.microsoft.com/office/word/2010/wordml" xmlns:w15="http://schemas.microsoft.com/office/word/2012/wordml" xmlns:w16cex="http://schemas.microsoft.com/office/word/2018/wordml/cex" xmlns:w16cid="http://schemas.microsoft.com/office/word/2016/wordml/cid" xmlns:w16="http://schemas.microsoft.com/office/word/2018/wordml" xmlns:w16du="http://schemas.microsoft.com/office/word/2023/wordml/word16du" xmlns:w16sdtdh="http://schemas.microsoft.com/office/word/2020/wordml/sdtdatahash" xmlns:w16sdtfl="http://schemas.microsoft.com/office/word/2024/wordml/sdtformatlock" xmlns:w16se="http://schemas.microsoft.com/office/word/2015/wordml/symex" xmlns:wpg="http://schemas.microsoft.com/office/word/2010/wordprocessingGroup" xmlns:wpi="http://schemas.microsoft.com/office/word/2010/wordprocessingInk" xmlns:wne="http://schemas.microsoft.com/office/word/2006/wordml" xmlns:wps="http://schemas.microsoft.com/office/word/2010/wordprocessingShape" mc:Ignorable="w14 w15 w16se w16cid w16 w16cex w16sdtdh w16sdtfl w16du wp14">
   <w:endnote w:type="separator" w:id="-1">
     <w:p>
       <w:pPr>
@@ -960,7 +800,7 @@
 </file>
 
 <file path=word/footer1.xml><?xml version="1.0" encoding="utf-8"?>
-<w:ftr xmlns:wpc="http://schemas.microsoft.com/office/word/2010/wordprocessingCanvas" xmlns:cx="http://schemas.microsoft.com/office/drawing/2014/chartex" xmlns:cx1="http://schemas.microsoft.com/office/drawing/2015/9/8/chartex" xmlns:cx2="http://schemas.microsoft.com/office/drawing/2015/10/21/chartex" xmlns:cx3="http://schemas.microsoft.com/office/drawing/2016/5/9/chartex" xmlns:cx4="http://schemas.microsoft.com/office/drawing/2016/5/10/chartex" xmlns:cx5="http://schemas.microsoft.com/office/drawing/2016/5/11/chartex" xmlns:cx6="http://schemas.microsoft.com/office/drawing/2016/5/12/chartex" xmlns:cx7="http://schemas.microsoft.com/office/drawing/2016/5/13/chartex" xmlns:cx8="http://schemas.microsoft.com/office/drawing/2016/5/14/chartex" xmlns:mc="http://schemas.openxmlformats.org/markup-compatibility/2006" xmlns:aink="http://schemas.microsoft.com/office/drawing/2016/ink" xmlns:am3d="http://schemas.microsoft.com/office/drawing/2017/model3d" xmlns:o="urn:schemas-microsoft-com:office:office" xmlns:r="http://schemas.openxmlformats.org/officeDocument/2006/relationships" xmlns:m="http://schemas.openxmlformats.org/officeDocument/2006/math" xmlns:v="urn:schemas-microsoft-com:vml" xmlns:wp14="http://schemas.microsoft.com/office/word/2010/wordprocessingDrawing" xmlns:wp="http://schemas.openxmlformats.org/drawingml/2006/wordprocessingDrawing" xmlns:w10="urn:schemas-microsoft-com:office:word" xmlns:w="http://schemas.openxmlformats.org/wordprocessingml/2006/main" xmlns:w14="http://schemas.microsoft.com/office/word/2010/wordml" xmlns:w15="http://schemas.microsoft.com/office/word/2012/wordml" xmlns:w16cid="http://schemas.microsoft.com/office/word/2016/wordml/cid" xmlns:w16se="http://schemas.microsoft.com/office/word/2015/wordml/symex" xmlns:wpg="http://schemas.microsoft.com/office/word/2010/wordprocessingGroup" xmlns:wpi="http://schemas.microsoft.com/office/word/2010/wordprocessingInk" xmlns:wne="http://schemas.microsoft.com/office/word/2006/wordml" xmlns:wps="http://schemas.microsoft.com/office/word/2010/wordprocessingShape" mc:Ignorable="w14 w15 w16se w16cid wp14">
+<w:ftr xmlns:wpc="http://schemas.microsoft.com/office/word/2010/wordprocessingCanvas" xmlns:cx="http://schemas.microsoft.com/office/drawing/2014/chartex" xmlns:cx1="http://schemas.microsoft.com/office/drawing/2015/9/8/chartex" xmlns:cx2="http://schemas.microsoft.com/office/drawing/2015/10/21/chartex" xmlns:cx3="http://schemas.microsoft.com/office/drawing/2016/5/9/chartex" xmlns:cx4="http://schemas.microsoft.com/office/drawing/2016/5/10/chartex" xmlns:cx5="http://schemas.microsoft.com/office/drawing/2016/5/11/chartex" xmlns:cx6="http://schemas.microsoft.com/office/drawing/2016/5/12/chartex" xmlns:cx7="http://schemas.microsoft.com/office/drawing/2016/5/13/chartex" xmlns:cx8="http://schemas.microsoft.com/office/drawing/2016/5/14/chartex" xmlns:mc="http://schemas.openxmlformats.org/markup-compatibility/2006" xmlns:aink="http://schemas.microsoft.com/office/drawing/2016/ink" xmlns:am3d="http://schemas.microsoft.com/office/drawing/2017/model3d" xmlns:o="urn:schemas-microsoft-com:office:office" xmlns:oel="http://schemas.microsoft.com/office/2019/extlst" xmlns:r="http://schemas.openxmlformats.org/officeDocument/2006/relationships" xmlns:m="http://schemas.openxmlformats.org/officeDocument/2006/math" xmlns:v="urn:schemas-microsoft-com:vml" xmlns:wp14="http://schemas.microsoft.com/office/word/2010/wordprocessingDrawing" xmlns:wp="http://schemas.openxmlformats.org/drawingml/2006/wordprocessingDrawing" xmlns:w10="urn:schemas-microsoft-com:office:word" xmlns:w="http://schemas.openxmlformats.org/wordprocessingml/2006/main" xmlns:w14="http://schemas.microsoft.com/office/word/2010/wordml" xmlns:w15="http://schemas.microsoft.com/office/word/2012/wordml" xmlns:w16cex="http://schemas.microsoft.com/office/word/2018/wordml/cex" xmlns:w16cid="http://schemas.microsoft.com/office/word/2016/wordml/cid" xmlns:w16="http://schemas.microsoft.com/office/word/2018/wordml" xmlns:w16du="http://schemas.microsoft.com/office/word/2023/wordml/word16du" xmlns:w16sdtdh="http://schemas.microsoft.com/office/word/2020/wordml/sdtdatahash" xmlns:w16sdtfl="http://schemas.microsoft.com/office/word/2024/wordml/sdtformatlock" xmlns:w16se="http://schemas.microsoft.com/office/word/2015/wordml/symex" xmlns:wpg="http://schemas.microsoft.com/office/word/2010/wordprocessingGroup" xmlns:wpi="http://schemas.microsoft.com/office/word/2010/wordprocessingInk" xmlns:wne="http://schemas.microsoft.com/office/word/2006/wordml" xmlns:wps="http://schemas.microsoft.com/office/word/2010/wordprocessingShape" mc:Ignorable="w14 w15 w16se w16cid w16 w16cex w16sdtdh w16sdtfl w16du wp14">
   <w:tbl>
     <w:tblPr>
       <w:tblStyle w:val="Tablaconcuadrcula"/>
@@ -1182,29 +1022,7 @@
               <w:sz w:val="16"/>
               <w:szCs w:val="14"/>
             </w:rPr>
-            <w:t xml:space="preserve">Av. José María Pino Suárez Sur, </w:t>
-          </w:r>
-          <w:proofErr w:type="spellStart"/>
-          <w:r>
-            <w:rPr>
-              <w:rFonts w:ascii="Regesto Grotesk" w:eastAsia="Calibri" w:hAnsi="Regesto Grotesk" w:cs="Times New Roman"/>
-              <w:color w:val="FFFFFF" w:themeColor="background1"/>
-              <w:spacing w:val="-6"/>
-              <w:sz w:val="16"/>
-              <w:szCs w:val="14"/>
-            </w:rPr>
-            <w:t>núms</w:t>
-          </w:r>
-          <w:proofErr w:type="spellEnd"/>
-          <w:r>
-            <w:rPr>
-              <w:rFonts w:ascii="Regesto Grotesk" w:eastAsia="Calibri" w:hAnsi="Regesto Grotesk" w:cs="Times New Roman"/>
-              <w:color w:val="FFFFFF" w:themeColor="background1"/>
-              <w:spacing w:val="-6"/>
-              <w:sz w:val="16"/>
-              <w:szCs w:val="14"/>
-            </w:rPr>
-            <w:t>. 104, 106 y 108, Colonia Cinco de Mayo, Toluca, Estado de México, C.P. 50090</w:t>
+            <w:t>Av. José María Pino Suárez Sur, núms. 104, 106 y 108, Colonia Cinco de Mayo, Toluca, Estado de México, C.P. 50090</w:t>
           </w:r>
           <w:r>
             <w:rPr>
@@ -1248,29 +1066,7 @@
               <w:sz w:val="16"/>
               <w:szCs w:val="14"/>
             </w:rPr>
-            <w:t xml:space="preserve">722 167 84 </w:t>
-          </w:r>
-          <w:proofErr w:type="gramStart"/>
-          <w:r>
-            <w:rPr>
-              <w:rFonts w:ascii="Regesto Grotesk" w:eastAsia="Calibri" w:hAnsi="Regesto Grotesk" w:cs="Times New Roman"/>
-              <w:color w:val="FFFFFF" w:themeColor="background1"/>
-              <w:spacing w:val="-6"/>
-              <w:sz w:val="16"/>
-              <w:szCs w:val="14"/>
-            </w:rPr>
-            <w:t>50  (</w:t>
-          </w:r>
-          <w:proofErr w:type="gramEnd"/>
-          <w:r>
-            <w:rPr>
-              <w:rFonts w:ascii="Regesto Grotesk" w:eastAsia="Calibri" w:hAnsi="Regesto Grotesk" w:cs="Times New Roman"/>
-              <w:color w:val="FFFFFF" w:themeColor="background1"/>
-              <w:spacing w:val="-6"/>
-              <w:sz w:val="16"/>
-              <w:szCs w:val="14"/>
-            </w:rPr>
-            <w:t>Opción 3</w:t>
+            <w:t>722 167 84 50  (Opción 3</w:t>
           </w:r>
           <w:r>
             <w:rPr>
@@ -1371,7 +1167,6 @@
               <w:docPartUnique/>
             </w:docPartObj>
           </w:sdtPr>
-          <w:sdtEndPr/>
           <w:sdtContent>
             <w:p>
               <w:pPr>
@@ -1548,7 +1343,7 @@
 </file>
 
 <file path=word/footnotes.xml><?xml version="1.0" encoding="utf-8"?>
-<w:footnotes xmlns:wpc="http://schemas.microsoft.com/office/word/2010/wordprocessingCanvas" xmlns:cx="http://schemas.microsoft.com/office/drawing/2014/chartex" xmlns:cx1="http://schemas.microsoft.com/office/drawing/2015/9/8/chartex" xmlns:cx2="http://schemas.microsoft.com/office/drawing/2015/10/21/chartex" xmlns:cx3="http://schemas.microsoft.com/office/drawing/2016/5/9/chartex" xmlns:cx4="http://schemas.microsoft.com/office/drawing/2016/5/10/chartex" xmlns:cx5="http://schemas.microsoft.com/office/drawing/2016/5/11/chartex" xmlns:cx6="http://schemas.microsoft.com/office/drawing/2016/5/12/chartex" xmlns:cx7="http://schemas.microsoft.com/office/drawing/2016/5/13/chartex" xmlns:cx8="http://schemas.microsoft.com/office/drawing/2016/5/14/chartex" xmlns:mc="http://schemas.openxmlformats.org/markup-compatibility/2006" xmlns:aink="http://schemas.microsoft.com/office/drawing/2016/ink" xmlns:am3d="http://schemas.microsoft.com/office/drawing/2017/model3d" xmlns:o="urn:schemas-microsoft-com:office:office" xmlns:r="http://schemas.openxmlformats.org/officeDocument/2006/relationships" xmlns:m="http://schemas.openxmlformats.org/officeDocument/2006/math" xmlns:v="urn:schemas-microsoft-com:vml" xmlns:wp14="http://schemas.microsoft.com/office/word/2010/wordprocessingDrawing" xmlns:wp="http://schemas.openxmlformats.org/drawingml/2006/wordprocessingDrawing" xmlns:w10="urn:schemas-microsoft-com:office:word" xmlns:w="http://schemas.openxmlformats.org/wordprocessingml/2006/main" xmlns:w14="http://schemas.microsoft.com/office/word/2010/wordml" xmlns:w15="http://schemas.microsoft.com/office/word/2012/wordml" xmlns:w16cid="http://schemas.microsoft.com/office/word/2016/wordml/cid" xmlns:w16se="http://schemas.microsoft.com/office/word/2015/wordml/symex" xmlns:wpg="http://schemas.microsoft.com/office/word/2010/wordprocessingGroup" xmlns:wpi="http://schemas.microsoft.com/office/word/2010/wordprocessingInk" xmlns:wne="http://schemas.microsoft.com/office/word/2006/wordml" xmlns:wps="http://schemas.microsoft.com/office/word/2010/wordprocessingShape" mc:Ignorable="w14 w15 w16se w16cid wp14">
+<w:footnotes xmlns:wpc="http://schemas.microsoft.com/office/word/2010/wordprocessingCanvas" xmlns:cx="http://schemas.microsoft.com/office/drawing/2014/chartex" xmlns:cx1="http://schemas.microsoft.com/office/drawing/2015/9/8/chartex" xmlns:cx2="http://schemas.microsoft.com/office/drawing/2015/10/21/chartex" xmlns:cx3="http://schemas.microsoft.com/office/drawing/2016/5/9/chartex" xmlns:cx4="http://schemas.microsoft.com/office/drawing/2016/5/10/chartex" xmlns:cx5="http://schemas.microsoft.com/office/drawing/2016/5/11/chartex" xmlns:cx6="http://schemas.microsoft.com/office/drawing/2016/5/12/chartex" xmlns:cx7="http://schemas.microsoft.com/office/drawing/2016/5/13/chartex" xmlns:cx8="http://schemas.microsoft.com/office/drawing/2016/5/14/chartex" xmlns:mc="http://schemas.openxmlformats.org/markup-compatibility/2006" xmlns:aink="http://schemas.microsoft.com/office/drawing/2016/ink" xmlns:am3d="http://schemas.microsoft.com/office/drawing/2017/model3d" xmlns:o="urn:schemas-microsoft-com:office:office" xmlns:oel="http://schemas.microsoft.com/office/2019/extlst" xmlns:r="http://schemas.openxmlformats.org/officeDocument/2006/relationships" xmlns:m="http://schemas.openxmlformats.org/officeDocument/2006/math" xmlns:v="urn:schemas-microsoft-com:vml" xmlns:wp14="http://schemas.microsoft.com/office/word/2010/wordprocessingDrawing" xmlns:wp="http://schemas.openxmlformats.org/drawingml/2006/wordprocessingDrawing" xmlns:w10="urn:schemas-microsoft-com:office:word" xmlns:w="http://schemas.openxmlformats.org/wordprocessingml/2006/main" xmlns:w14="http://schemas.microsoft.com/office/word/2010/wordml" xmlns:w15="http://schemas.microsoft.com/office/word/2012/wordml" xmlns:w16cex="http://schemas.microsoft.com/office/word/2018/wordml/cex" xmlns:w16cid="http://schemas.microsoft.com/office/word/2016/wordml/cid" xmlns:w16="http://schemas.microsoft.com/office/word/2018/wordml" xmlns:w16du="http://schemas.microsoft.com/office/word/2023/wordml/word16du" xmlns:w16sdtdh="http://schemas.microsoft.com/office/word/2020/wordml/sdtdatahash" xmlns:w16sdtfl="http://schemas.microsoft.com/office/word/2024/wordml/sdtformatlock" xmlns:w16se="http://schemas.microsoft.com/office/word/2015/wordml/symex" xmlns:wpg="http://schemas.microsoft.com/office/word/2010/wordprocessingGroup" xmlns:wpi="http://schemas.microsoft.com/office/word/2010/wordprocessingInk" xmlns:wne="http://schemas.microsoft.com/office/word/2006/wordml" xmlns:wps="http://schemas.microsoft.com/office/word/2010/wordprocessingShape" mc:Ignorable="w14 w15 w16se w16cid w16 w16cex w16sdtdh w16sdtfl w16du wp14">
   <w:footnote w:type="separator" w:id="-1">
     <w:p>
       <w:pPr>
@@ -1573,7 +1368,7 @@
 </file>
 
 <file path=word/header1.xml><?xml version="1.0" encoding="utf-8"?>
-<w:hdr xmlns:wpc="http://schemas.microsoft.com/office/word/2010/wordprocessingCanvas" xmlns:cx="http://schemas.microsoft.com/office/drawing/2014/chartex" xmlns:cx1="http://schemas.microsoft.com/office/drawing/2015/9/8/chartex" xmlns:cx2="http://schemas.microsoft.com/office/drawing/2015/10/21/chartex" xmlns:cx3="http://schemas.microsoft.com/office/drawing/2016/5/9/chartex" xmlns:cx4="http://schemas.microsoft.com/office/drawing/2016/5/10/chartex" xmlns:cx5="http://schemas.microsoft.com/office/drawing/2016/5/11/chartex" xmlns:cx6="http://schemas.microsoft.com/office/drawing/2016/5/12/chartex" xmlns:cx7="http://schemas.microsoft.com/office/drawing/2016/5/13/chartex" xmlns:cx8="http://schemas.microsoft.com/office/drawing/2016/5/14/chartex" xmlns:mc="http://schemas.openxmlformats.org/markup-compatibility/2006" xmlns:aink="http://schemas.microsoft.com/office/drawing/2016/ink" xmlns:am3d="http://schemas.microsoft.com/office/drawing/2017/model3d" xmlns:o="urn:schemas-microsoft-com:office:office" xmlns:r="http://schemas.openxmlformats.org/officeDocument/2006/relationships" xmlns:m="http://schemas.openxmlformats.org/officeDocument/2006/math" xmlns:v="urn:schemas-microsoft-com:vml" xmlns:wp14="http://schemas.microsoft.com/office/word/2010/wordprocessingDrawing" xmlns:wp="http://schemas.openxmlformats.org/drawingml/2006/wordprocessingDrawing" xmlns:w10="urn:schemas-microsoft-com:office:word" xmlns:w="http://schemas.openxmlformats.org/wordprocessingml/2006/main" xmlns:w14="http://schemas.microsoft.com/office/word/2010/wordml" xmlns:w15="http://schemas.microsoft.com/office/word/2012/wordml" xmlns:w16cid="http://schemas.microsoft.com/office/word/2016/wordml/cid" xmlns:w16se="http://schemas.microsoft.com/office/word/2015/wordml/symex" xmlns:wpg="http://schemas.microsoft.com/office/word/2010/wordprocessingGroup" xmlns:wpi="http://schemas.microsoft.com/office/word/2010/wordprocessingInk" xmlns:wne="http://schemas.microsoft.com/office/word/2006/wordml" xmlns:wps="http://schemas.microsoft.com/office/word/2010/wordprocessingShape" mc:Ignorable="w14 w15 w16se w16cid wp14">
+<w:hdr xmlns:wpc="http://schemas.microsoft.com/office/word/2010/wordprocessingCanvas" xmlns:cx="http://schemas.microsoft.com/office/drawing/2014/chartex" xmlns:cx1="http://schemas.microsoft.com/office/drawing/2015/9/8/chartex" xmlns:cx2="http://schemas.microsoft.com/office/drawing/2015/10/21/chartex" xmlns:cx3="http://schemas.microsoft.com/office/drawing/2016/5/9/chartex" xmlns:cx4="http://schemas.microsoft.com/office/drawing/2016/5/10/chartex" xmlns:cx5="http://schemas.microsoft.com/office/drawing/2016/5/11/chartex" xmlns:cx6="http://schemas.microsoft.com/office/drawing/2016/5/12/chartex" xmlns:cx7="http://schemas.microsoft.com/office/drawing/2016/5/13/chartex" xmlns:cx8="http://schemas.microsoft.com/office/drawing/2016/5/14/chartex" xmlns:mc="http://schemas.openxmlformats.org/markup-compatibility/2006" xmlns:aink="http://schemas.microsoft.com/office/drawing/2016/ink" xmlns:am3d="http://schemas.microsoft.com/office/drawing/2017/model3d" xmlns:o="urn:schemas-microsoft-com:office:office" xmlns:oel="http://schemas.microsoft.com/office/2019/extlst" xmlns:r="http://schemas.openxmlformats.org/officeDocument/2006/relationships" xmlns:m="http://schemas.openxmlformats.org/officeDocument/2006/math" xmlns:v="urn:schemas-microsoft-com:vml" xmlns:wp14="http://schemas.microsoft.com/office/word/2010/wordprocessingDrawing" xmlns:wp="http://schemas.openxmlformats.org/drawingml/2006/wordprocessingDrawing" xmlns:w10="urn:schemas-microsoft-com:office:word" xmlns:w="http://schemas.openxmlformats.org/wordprocessingml/2006/main" xmlns:w14="http://schemas.microsoft.com/office/word/2010/wordml" xmlns:w15="http://schemas.microsoft.com/office/word/2012/wordml" xmlns:w16cex="http://schemas.microsoft.com/office/word/2018/wordml/cex" xmlns:w16cid="http://schemas.microsoft.com/office/word/2016/wordml/cid" xmlns:w16="http://schemas.microsoft.com/office/word/2018/wordml" xmlns:w16du="http://schemas.microsoft.com/office/word/2023/wordml/word16du" xmlns:w16sdtdh="http://schemas.microsoft.com/office/word/2020/wordml/sdtdatahash" xmlns:w16sdtfl="http://schemas.microsoft.com/office/word/2024/wordml/sdtformatlock" xmlns:w16se="http://schemas.microsoft.com/office/word/2015/wordml/symex" xmlns:wpg="http://schemas.microsoft.com/office/word/2010/wordprocessingGroup" xmlns:wpi="http://schemas.microsoft.com/office/word/2010/wordprocessingInk" xmlns:wne="http://schemas.microsoft.com/office/word/2006/wordml" xmlns:wps="http://schemas.microsoft.com/office/word/2010/wordprocessingShape" mc:Ignorable="w14 w15 w16se w16cid w16 w16cex w16sdtdh w16sdtfl w16du wp14">
   <w:tbl>
     <w:tblPr>
       <w:tblStyle w:val="Tablaconcuadrcula"/>
@@ -1613,7 +1408,7 @@
               <w:szCs w:val="16"/>
             </w:rPr>
           </w:pPr>
-          <w:bookmarkStart w:id="4" w:name="_Hlk194568822"/>
+          <w:bookmarkStart w:id="3" w:name="_Hlk194568822"/>
           <w:r>
             <w:rPr>
               <w:rFonts w:ascii="Athelas" w:hAnsi="Athelas"/>
@@ -1679,42 +1474,22 @@
             <w:spacing w:before="120"/>
             <w:jc w:val="center"/>
             <w:rPr>
-              <w:rFonts w:ascii="Regesto Grotesk" w:hAnsi="Regesto Grotesk"/>
-              <w:b/>
-              <w:spacing w:val="-4"/>
-              <w:sz w:val="16"/>
-              <w:szCs w:val="16"/>
-            </w:rPr>
-          </w:pPr>
-          <w:r>
-            <w:rPr>
               <w:rFonts w:ascii="Athelas" w:hAnsi="Athelas"/>
               <w:b/>
               <w:spacing w:val="-4"/>
               <w:sz w:val="16"/>
               <w:szCs w:val="16"/>
             </w:rPr>
-            <w:t>“2025. Bicentenario de la vida municipal en el Estado de México</w:t>
-          </w:r>
+          </w:pPr>
           <w:r>
             <w:rPr>
-              <w:rFonts w:ascii="Regesto Grotesk" w:hAnsi="Regesto Grotesk"/>
+              <w:rFonts w:ascii="Athelas" w:hAnsi="Athelas"/>
               <w:b/>
               <w:spacing w:val="-4"/>
               <w:sz w:val="16"/>
               <w:szCs w:val="16"/>
             </w:rPr>
-            <w:t>”</w:t>
-          </w:r>
-          <w:r>
-            <w:rPr>
-              <w:rFonts w:ascii="Regesto Grotesk" w:hAnsi="Regesto Grotesk"/>
-              <w:b/>
-              <w:spacing w:val="-4"/>
-              <w:sz w:val="16"/>
-              <w:szCs w:val="16"/>
-            </w:rPr>
-            <w:t>.</w:t>
+            <w:t>“2026. Año del Humanismo Mexicano en el Estado de México”.</w:t>
           </w:r>
         </w:p>
         <w:p>
@@ -1739,7 +1514,7 @@
         </w:p>
       </w:tc>
     </w:tr>
-    <w:bookmarkEnd w:id="4"/>
+    <w:bookmarkEnd w:id="3"/>
   </w:tbl>
   <w:p>
     <w:pPr>
@@ -1786,23 +1561,7 @@
         <w:rFonts w:ascii="Regesto Grotesk" w:hAnsi="Regesto Grotesk" w:cs="Arial"/>
         <w:sz w:val="20"/>
       </w:rPr>
-      <w:t>${</w:t>
-    </w:r>
-    <w:proofErr w:type="spellStart"/>
-    <w:r>
-      <w:rPr>
-        <w:rFonts w:ascii="Regesto Grotesk" w:hAnsi="Regesto Grotesk" w:cs="Arial"/>
-        <w:sz w:val="20"/>
-      </w:rPr>
-      <w:t>dia</w:t>
-    </w:r>
-    <w:proofErr w:type="spellEnd"/>
-    <w:r>
-      <w:rPr>
-        <w:rFonts w:ascii="Regesto Grotesk" w:hAnsi="Regesto Grotesk" w:cs="Arial"/>
-        <w:sz w:val="20"/>
-      </w:rPr>
-      <w:t>}</w:t>
+      <w:t>${dia}</w:t>
     </w:r>
     <w:r>
       <w:rPr>
@@ -1816,23 +1575,7 @@
         <w:rFonts w:ascii="Regesto Grotesk" w:hAnsi="Regesto Grotesk" w:cs="Arial"/>
         <w:sz w:val="20"/>
       </w:rPr>
-      <w:t>${</w:t>
-    </w:r>
-    <w:proofErr w:type="spellStart"/>
-    <w:r>
-      <w:rPr>
-        <w:rFonts w:ascii="Regesto Grotesk" w:hAnsi="Regesto Grotesk" w:cs="Arial"/>
-        <w:sz w:val="20"/>
-      </w:rPr>
-      <w:t>anio</w:t>
-    </w:r>
-    <w:proofErr w:type="spellEnd"/>
-    <w:r>
-      <w:rPr>
-        <w:rFonts w:ascii="Regesto Grotesk" w:hAnsi="Regesto Grotesk" w:cs="Arial"/>
-        <w:sz w:val="20"/>
-      </w:rPr>
-      <w:t>}</w:t>
+      <w:t>${anio}</w:t>
     </w:r>
   </w:p>
   <w:tbl>
@@ -1901,23 +1644,7 @@
               <w:rFonts w:ascii="Regesto Grotesk" w:hAnsi="Regesto Grotesk" w:cs="Arial"/>
               <w:sz w:val="20"/>
             </w:rPr>
-            <w:t>${</w:t>
-          </w:r>
-          <w:proofErr w:type="spellStart"/>
-          <w:r>
-            <w:rPr>
-              <w:rFonts w:ascii="Regesto Grotesk" w:hAnsi="Regesto Grotesk" w:cs="Arial"/>
-              <w:sz w:val="20"/>
-            </w:rPr>
-            <w:t>orden_auditoria</w:t>
-          </w:r>
-          <w:proofErr w:type="spellEnd"/>
-          <w:r>
-            <w:rPr>
-              <w:rFonts w:ascii="Regesto Grotesk" w:hAnsi="Regesto Grotesk" w:cs="Arial"/>
-              <w:sz w:val="20"/>
-            </w:rPr>
-            <w:t>}</w:t>
+            <w:t>${orden_auditoria}</w:t>
           </w:r>
         </w:p>
       </w:tc>
@@ -1969,23 +1696,7 @@
               <w:rFonts w:ascii="Regesto Grotesk" w:hAnsi="Regesto Grotesk" w:cs="Arial"/>
               <w:sz w:val="20"/>
             </w:rPr>
-            <w:t>${</w:t>
-          </w:r>
-          <w:proofErr w:type="spellStart"/>
-          <w:r>
-            <w:rPr>
-              <w:rFonts w:ascii="Regesto Grotesk" w:hAnsi="Regesto Grotesk" w:cs="Arial"/>
-              <w:sz w:val="20"/>
-            </w:rPr>
-            <w:t>numero_auditoria</w:t>
-          </w:r>
-          <w:proofErr w:type="spellEnd"/>
-          <w:r>
-            <w:rPr>
-              <w:rFonts w:ascii="Regesto Grotesk" w:hAnsi="Regesto Grotesk" w:cs="Arial"/>
-              <w:sz w:val="20"/>
-            </w:rPr>
-            <w:t>}</w:t>
+            <w:t>${numero_auditoria}</w:t>
           </w:r>
         </w:p>
       </w:tc>
@@ -2039,25 +1750,7 @@
               <w:sz w:val="20"/>
               <w:szCs w:val="20"/>
             </w:rPr>
-            <w:t>${</w:t>
-          </w:r>
-          <w:proofErr w:type="spellStart"/>
-          <w:r>
-            <w:rPr>
-              <w:rFonts w:ascii="Regesto Grotesk" w:eastAsia="Arial" w:hAnsi="Regesto Grotesk" w:cs="Arial"/>
-              <w:sz w:val="20"/>
-              <w:szCs w:val="20"/>
-            </w:rPr>
-            <w:t>numero_expediente</w:t>
-          </w:r>
-          <w:proofErr w:type="spellEnd"/>
-          <w:r>
-            <w:rPr>
-              <w:rFonts w:ascii="Regesto Grotesk" w:eastAsia="Arial" w:hAnsi="Regesto Grotesk" w:cs="Arial"/>
-              <w:sz w:val="20"/>
-              <w:szCs w:val="20"/>
-            </w:rPr>
-            <w:t>}</w:t>
+            <w:t>${numero_expediente}</w:t>
           </w:r>
         </w:p>
       </w:tc>
@@ -2111,23 +1804,7 @@
               <w:rFonts w:ascii="Regesto Grotesk" w:hAnsi="Regesto Grotesk" w:cs="Arial"/>
               <w:sz w:val="20"/>
             </w:rPr>
-            <w:t>${</w:t>
-          </w:r>
-          <w:proofErr w:type="spellStart"/>
-          <w:r>
-            <w:rPr>
-              <w:rFonts w:ascii="Regesto Grotesk" w:hAnsi="Regesto Grotesk" w:cs="Arial"/>
-              <w:sz w:val="20"/>
-            </w:rPr>
-            <w:t>oficio_numero_informe</w:t>
-          </w:r>
-          <w:proofErr w:type="spellEnd"/>
-          <w:r>
-            <w:rPr>
-              <w:rFonts w:ascii="Regesto Grotesk" w:hAnsi="Regesto Grotesk" w:cs="Arial"/>
-              <w:sz w:val="20"/>
-            </w:rPr>
-            <w:t>}</w:t>
+            <w:t>${oficio_numero_informe}</w:t>
           </w:r>
         </w:p>
       </w:tc>
@@ -2180,7 +1857,7 @@
 </file>
 
 <file path=word/numbering.xml><?xml version="1.0" encoding="utf-8"?>
-<w:numbering xmlns:wpc="http://schemas.microsoft.com/office/word/2010/wordprocessingCanvas" xmlns:cx="http://schemas.microsoft.com/office/drawing/2014/chartex" xmlns:cx1="http://schemas.microsoft.com/office/drawing/2015/9/8/chartex" xmlns:cx2="http://schemas.microsoft.com/office/drawing/2015/10/21/chartex" xmlns:cx3="http://schemas.microsoft.com/office/drawing/2016/5/9/chartex" xmlns:cx4="http://schemas.microsoft.com/office/drawing/2016/5/10/chartex" xmlns:cx5="http://schemas.microsoft.com/office/drawing/2016/5/11/chartex" xmlns:cx6="http://schemas.microsoft.com/office/drawing/2016/5/12/chartex" xmlns:cx7="http://schemas.microsoft.com/office/drawing/2016/5/13/chartex" xmlns:cx8="http://schemas.microsoft.com/office/drawing/2016/5/14/chartex" xmlns:mc="http://schemas.openxmlformats.org/markup-compatibility/2006" xmlns:aink="http://schemas.microsoft.com/office/drawing/2016/ink" xmlns:am3d="http://schemas.microsoft.com/office/drawing/2017/model3d" xmlns:o="urn:schemas-microsoft-com:office:office" xmlns:r="http://schemas.openxmlformats.org/officeDocument/2006/relationships" xmlns:m="http://schemas.openxmlformats.org/officeDocument/2006/math" xmlns:v="urn:schemas-microsoft-com:vml" xmlns:wp14="http://schemas.microsoft.com/office/word/2010/wordprocessingDrawing" xmlns:wp="http://schemas.openxmlformats.org/drawingml/2006/wordprocessingDrawing" xmlns:w10="urn:schemas-microsoft-com:office:word" xmlns:w="http://schemas.openxmlformats.org/wordprocessingml/2006/main" xmlns:w14="http://schemas.microsoft.com/office/word/2010/wordml" xmlns:w15="http://schemas.microsoft.com/office/word/2012/wordml" xmlns:w16cid="http://schemas.microsoft.com/office/word/2016/wordml/cid" xmlns:w16se="http://schemas.microsoft.com/office/word/2015/wordml/symex" xmlns:wpg="http://schemas.microsoft.com/office/word/2010/wordprocessingGroup" xmlns:wpi="http://schemas.microsoft.com/office/word/2010/wordprocessingInk" xmlns:wne="http://schemas.microsoft.com/office/word/2006/wordml" xmlns:wps="http://schemas.microsoft.com/office/word/2010/wordprocessingShape" mc:Ignorable="w14 w15 w16se w16cid wp14">
+<w:numbering xmlns:wpc="http://schemas.microsoft.com/office/word/2010/wordprocessingCanvas" xmlns:cx="http://schemas.microsoft.com/office/drawing/2014/chartex" xmlns:cx1="http://schemas.microsoft.com/office/drawing/2015/9/8/chartex" xmlns:cx2="http://schemas.microsoft.com/office/drawing/2015/10/21/chartex" xmlns:cx3="http://schemas.microsoft.com/office/drawing/2016/5/9/chartex" xmlns:cx4="http://schemas.microsoft.com/office/drawing/2016/5/10/chartex" xmlns:cx5="http://schemas.microsoft.com/office/drawing/2016/5/11/chartex" xmlns:cx6="http://schemas.microsoft.com/office/drawing/2016/5/12/chartex" xmlns:cx7="http://schemas.microsoft.com/office/drawing/2016/5/13/chartex" xmlns:cx8="http://schemas.microsoft.com/office/drawing/2016/5/14/chartex" xmlns:mc="http://schemas.openxmlformats.org/markup-compatibility/2006" xmlns:aink="http://schemas.microsoft.com/office/drawing/2016/ink" xmlns:am3d="http://schemas.microsoft.com/office/drawing/2017/model3d" xmlns:o="urn:schemas-microsoft-com:office:office" xmlns:oel="http://schemas.microsoft.com/office/2019/extlst" xmlns:r="http://schemas.openxmlformats.org/officeDocument/2006/relationships" xmlns:m="http://schemas.openxmlformats.org/officeDocument/2006/math" xmlns:v="urn:schemas-microsoft-com:vml" xmlns:wp14="http://schemas.microsoft.com/office/word/2010/wordprocessingDrawing" xmlns:wp="http://schemas.openxmlformats.org/drawingml/2006/wordprocessingDrawing" xmlns:w10="urn:schemas-microsoft-com:office:word" xmlns:w="http://schemas.openxmlformats.org/wordprocessingml/2006/main" xmlns:w14="http://schemas.microsoft.com/office/word/2010/wordml" xmlns:w15="http://schemas.microsoft.com/office/word/2012/wordml" xmlns:w16cex="http://schemas.microsoft.com/office/word/2018/wordml/cex" xmlns:w16cid="http://schemas.microsoft.com/office/word/2016/wordml/cid" xmlns:w16="http://schemas.microsoft.com/office/word/2018/wordml" xmlns:w16du="http://schemas.microsoft.com/office/word/2023/wordml/word16du" xmlns:w16sdtdh="http://schemas.microsoft.com/office/word/2020/wordml/sdtdatahash" xmlns:w16sdtfl="http://schemas.microsoft.com/office/word/2024/wordml/sdtformatlock" xmlns:w16se="http://schemas.microsoft.com/office/word/2015/wordml/symex" xmlns:wpg="http://schemas.microsoft.com/office/word/2010/wordprocessingGroup" xmlns:wpi="http://schemas.microsoft.com/office/word/2010/wordprocessingInk" xmlns:wne="http://schemas.microsoft.com/office/word/2006/wordml" xmlns:wps="http://schemas.microsoft.com/office/word/2010/wordprocessingShape" mc:Ignorable="w14 w15 w16se w16cid w16 w16cex w16sdtdh w16sdtfl w16du wp14">
   <w:abstractNum w:abstractNumId="0" w15:restartNumberingAfterBreak="0">
     <w:nsid w:val="355702DE"/>
     <w:multiLevelType w:val="hybridMultilevel"/>
@@ -2294,14 +1971,14 @@
       </w:rPr>
     </w:lvl>
   </w:abstractNum>
-  <w:num w:numId="1">
+  <w:num w:numId="1" w16cid:durableId="159934676">
     <w:abstractNumId w:val="0"/>
   </w:num>
 </w:numbering>
 </file>
 
 <file path=word/styles.xml><?xml version="1.0" encoding="utf-8"?>
-<w:styles xmlns:mc="http://schemas.openxmlformats.org/markup-compatibility/2006" xmlns:r="http://schemas.openxmlformats.org/officeDocument/2006/relationships" xmlns:w="http://schemas.openxmlformats.org/wordprocessingml/2006/main" xmlns:w14="http://schemas.microsoft.com/office/word/2010/wordml" xmlns:w15="http://schemas.microsoft.com/office/word/2012/wordml" xmlns:w16cid="http://schemas.microsoft.com/office/word/2016/wordml/cid" xmlns:w16se="http://schemas.microsoft.com/office/word/2015/wordml/symex" mc:Ignorable="w14 w15 w16se w16cid">
+<w:styles xmlns:mc="http://schemas.openxmlformats.org/markup-compatibility/2006" xmlns:r="http://schemas.openxmlformats.org/officeDocument/2006/relationships" xmlns:w="http://schemas.openxmlformats.org/wordprocessingml/2006/main" xmlns:w14="http://schemas.microsoft.com/office/word/2010/wordml" xmlns:w15="http://schemas.microsoft.com/office/word/2012/wordml" xmlns:w16cex="http://schemas.microsoft.com/office/word/2018/wordml/cex" xmlns:w16cid="http://schemas.microsoft.com/office/word/2016/wordml/cid" xmlns:w16="http://schemas.microsoft.com/office/word/2018/wordml" xmlns:w16du="http://schemas.microsoft.com/office/word/2023/wordml/word16du" xmlns:w16sdtdh="http://schemas.microsoft.com/office/word/2020/wordml/sdtdatahash" xmlns:w16sdtfl="http://schemas.microsoft.com/office/word/2024/wordml/sdtformatlock" xmlns:w16se="http://schemas.microsoft.com/office/word/2015/wordml/symex" mc:Ignorable="w14 w15 w16se w16cid w16 w16cex w16sdtdh w16sdtfl w16du">
   <w:docDefaults>
     <w:rPrDefault>
       <w:rPr>
@@ -2317,7 +1994,7 @@
       </w:pPr>
     </w:pPrDefault>
   </w:docDefaults>
-  <w:latentStyles w:defLockedState="0" w:defUIPriority="99" w:defSemiHidden="0" w:defUnhideWhenUsed="0" w:defQFormat="0" w:count="375">
+  <w:latentStyles w:defLockedState="0" w:defUIPriority="99" w:defSemiHidden="0" w:defUnhideWhenUsed="0" w:defQFormat="0" w:count="376">
     <w:lsdException w:name="Normal" w:uiPriority="0" w:qFormat="1"/>
     <w:lsdException w:name="heading 1" w:uiPriority="9" w:qFormat="1"/>
     <w:lsdException w:name="heading 2" w:semiHidden="1" w:uiPriority="9" w:unhideWhenUsed="1" w:qFormat="1"/>
@@ -2693,6 +2370,7 @@
     <w:lsdException w:name="Smart Hyperlink" w:semiHidden="1" w:unhideWhenUsed="1"/>
     <w:lsdException w:name="Hashtag" w:semiHidden="1" w:unhideWhenUsed="1"/>
     <w:lsdException w:name="Unresolved Mention" w:semiHidden="1" w:unhideWhenUsed="1"/>
+    <w:lsdException w:name="Smart Link" w:semiHidden="1" w:unhideWhenUsed="1"/>
   </w:latentStyles>
   <w:style w:type="paragraph" w:default="1" w:styleId="Normal">
     <w:name w:val="Normal"/>
@@ -2702,7 +2380,6 @@
   <w:style w:type="character" w:default="1" w:styleId="Fuentedeprrafopredeter">
     <w:name w:val="Default Paragraph Font"/>
     <w:uiPriority w:val="1"/>
-    <w:semiHidden/>
     <w:unhideWhenUsed/>
   </w:style>
   <w:style w:type="table" w:default="1" w:styleId="Tablanormal">
